--- a/tests/fixtures/cross-author-slicing/delete-boundary-start-pending.docx
+++ b/tests/fixtures/cross-author-slicing/delete-boundary-start-pending.docx
@@ -6,14 +6,14 @@
       <w:r>
         <w:t xml:space="preserve">Section 1. </w:t>
       </w:r>
-      <w:ins w:id="0" w:author="Barry Plasteras" w:date="2026-09-08T09:29:00Z" w16du:dateUtc="2026-09-08T16:29:00Z">
-        <w:del w:id="1" w:author="Anson Lai" w:date="2026-09-08T09:29:00Z" w16du:dateUtc="2026-09-08T16:29:00Z">
+      <w:ins w:id="0" w:author="John Doe" w:date="2026-09-10T18:46:00Z" w16du:dateUtc="2026-09-11T01:46:00Z">
+        <w:del w:id="1" w:author="Anson Lai" w:date="2026-09-10T18:46:00Z" w16du:dateUtc="2026-09-11T01:46:00Z">
           <w:r>
-            <w:delText xml:space="preserve">Notwithstanding the foregoing, </w:delText>
+            <w:delText xml:space="preserve">Notwithstanding anything to the contrary, </w:delText>
           </w:r>
         </w:del>
         <w:r>
-          <w:t>the NDA remains in effect.</w:t>
+          <w:t>the confidentiality terms remain in effect.</w:t>
         </w:r>
       </w:ins>
     </w:p>
@@ -29,8 +29,8 @@
 
 <file path=word/people.xml><?xml version="1.0" encoding="utf-8"?>
 <w15:people xmlns:wpc="http://schemas.microsoft.com/office/word/2010/wordprocessingCanvas" xmlns:cx="http://schemas.microsoft.com/office/drawing/2014/chartex" xmlns:cx1="http://schemas.microsoft.com/office/drawing/2015/9/8/chartex" xmlns:cx2="http://schemas.microsoft.com/office/drawing/2015/10/21/chartex" xmlns:cx3="http://schemas.microsoft.com/office/drawing/2016/5/9/chartex" xmlns:cx4="http://schemas.microsoft.com/office/drawing/2016/5/10/chartex" xmlns:cx5="http://schemas.microsoft.com/office/drawing/2016/5/11/chartex" xmlns:cx6="http://schemas.microsoft.com/office/drawing/2016/5/12/chartex" xmlns:cx7="http://schemas.microsoft.com/office/drawing/2016/5/13/chartex" xmlns:cx8="http://schemas.microsoft.com/office/drawing/2016/5/14/chartex" xmlns:mc="http://schemas.openxmlformats.org/markup-compatibility/2006" xmlns:aink="http://schemas.microsoft.com/office/drawing/2016/ink" xmlns:am3d="http://schemas.microsoft.com/office/drawing/2017/model3d" xmlns:o="urn:schemas-microsoft-com:office:office" xmlns:oel="http://schemas.microsoft.com/office/2019/extlst" xmlns:r="http://schemas.openxmlformats.org/officeDocument/2006/relationships" xmlns:m="http://schemas.openxmlformats.org/officeDocument/2006/math" xmlns:v="urn:schemas-microsoft-com:vml" xmlns:wp14="http://schemas.microsoft.com/office/word/2010/wordprocessingDrawing" xmlns:wp="http://schemas.openxmlformats.org/drawingml/2006/wordprocessingDrawing" xmlns:w10="urn:schemas-microsoft-com:office:word" xmlns:w="http://schemas.openxmlformats.org/wordprocessingml/2006/main" xmlns:w14="http://schemas.microsoft.com/office/word/2010/wordml" xmlns:w15="http://schemas.microsoft.com/office/word/2012/wordml" xmlns:w16cex="http://schemas.microsoft.com/office/word/2018/wordml/cex" xmlns:w16cid="http://schemas.microsoft.com/office/word/2016/wordml/cid" xmlns:w16="http://schemas.microsoft.com/office/word/2018/wordml" xmlns:w16du="http://schemas.microsoft.com/office/word/2023/wordml/word16du" xmlns:w16sdtdh="http://schemas.microsoft.com/office/word/2020/wordml/sdtdatahash" xmlns:w16sdtfl="http://schemas.microsoft.com/office/word/2024/wordml/sdtformatlock" xmlns:w16se="http://schemas.microsoft.com/office/word/2015/wordml/symex" xmlns:wpg="http://schemas.microsoft.com/office/word/2010/wordprocessingGroup" xmlns:wpi="http://schemas.microsoft.com/office/word/2010/wordprocessingInk" xmlns:wne="http://schemas.microsoft.com/office/word/2006/wordml" xmlns:wps="http://schemas.microsoft.com/office/word/2010/wordprocessingShape" mc:Ignorable="w14 w15 w16se w16cid w16 w16cex w16sdtdh w16sdtfl w16du wp14">
-  <w15:person w15:author="Barry Plasteras">
-    <w15:presenceInfo w15:providerId="None" w15:userId="Barry Plasteras"/>
+  <w15:person w15:author="John Doe">
+    <w15:presenceInfo w15:providerId="None" w15:userId="John Doe"/>
   </w15:person>
   <w15:person w15:author="Anson Lai">
     <w15:presenceInfo w15:providerId="None" w15:userId="Anson Lai"/>
@@ -446,7 +446,7 @@
     <w:link w:val="Heading1Char"/>
     <w:uiPriority w:val="9"/>
     <w:qFormat/>
-    <w:rsid w:val="00CD5A72"/>
+    <w:rsid w:val="00B202DE"/>
     <w:pPr>
       <w:keepNext/>
       <w:keepLines/>
@@ -469,7 +469,7 @@
     <w:semiHidden/>
     <w:unhideWhenUsed/>
     <w:qFormat/>
-    <w:rsid w:val="00CD5A72"/>
+    <w:rsid w:val="00B202DE"/>
     <w:pPr>
       <w:keepNext/>
       <w:keepLines/>
@@ -492,7 +492,7 @@
     <w:semiHidden/>
     <w:unhideWhenUsed/>
     <w:qFormat/>
-    <w:rsid w:val="00CD5A72"/>
+    <w:rsid w:val="00B202DE"/>
     <w:pPr>
       <w:keepNext/>
       <w:keepLines/>
@@ -515,7 +515,7 @@
     <w:semiHidden/>
     <w:unhideWhenUsed/>
     <w:qFormat/>
-    <w:rsid w:val="00CD5A72"/>
+    <w:rsid w:val="00B202DE"/>
     <w:pPr>
       <w:keepNext/>
       <w:keepLines/>
@@ -538,7 +538,7 @@
     <w:semiHidden/>
     <w:unhideWhenUsed/>
     <w:qFormat/>
-    <w:rsid w:val="00CD5A72"/>
+    <w:rsid w:val="00B202DE"/>
     <w:pPr>
       <w:keepNext/>
       <w:keepLines/>
@@ -559,7 +559,7 @@
     <w:semiHidden/>
     <w:unhideWhenUsed/>
     <w:qFormat/>
-    <w:rsid w:val="00CD5A72"/>
+    <w:rsid w:val="00B202DE"/>
     <w:pPr>
       <w:keepNext/>
       <w:keepLines/>
@@ -582,7 +582,7 @@
     <w:semiHidden/>
     <w:unhideWhenUsed/>
     <w:qFormat/>
-    <w:rsid w:val="00CD5A72"/>
+    <w:rsid w:val="00B202DE"/>
     <w:pPr>
       <w:keepNext/>
       <w:keepLines/>
@@ -603,7 +603,7 @@
     <w:semiHidden/>
     <w:unhideWhenUsed/>
     <w:qFormat/>
-    <w:rsid w:val="00CD5A72"/>
+    <w:rsid w:val="00B202DE"/>
     <w:pPr>
       <w:keepNext/>
       <w:keepLines/>
@@ -626,7 +626,7 @@
     <w:semiHidden/>
     <w:unhideWhenUsed/>
     <w:qFormat/>
-    <w:rsid w:val="00CD5A72"/>
+    <w:rsid w:val="00B202DE"/>
     <w:pPr>
       <w:keepNext/>
       <w:keepLines/>
@@ -670,7 +670,7 @@
     <w:basedOn w:val="DefaultParagraphFont"/>
     <w:link w:val="Heading1"/>
     <w:uiPriority w:val="9"/>
-    <w:rsid w:val="00CD5A72"/>
+    <w:rsid w:val="00B202DE"/>
     <w:rPr>
       <w:rFonts w:asciiTheme="majorHAnsi" w:eastAsiaTheme="majorEastAsia" w:hAnsiTheme="majorHAnsi" w:cstheme="majorBidi"/>
       <w:color w:val="2F5496" w:themeColor="accent1" w:themeShade="BF"/>
@@ -684,7 +684,7 @@
     <w:link w:val="Heading2"/>
     <w:uiPriority w:val="9"/>
     <w:semiHidden/>
-    <w:rsid w:val="00CD5A72"/>
+    <w:rsid w:val="00B202DE"/>
     <w:rPr>
       <w:rFonts w:asciiTheme="majorHAnsi" w:eastAsiaTheme="majorEastAsia" w:hAnsiTheme="majorHAnsi" w:cstheme="majorBidi"/>
       <w:color w:val="2F5496" w:themeColor="accent1" w:themeShade="BF"/>
@@ -698,7 +698,7 @@
     <w:link w:val="Heading3"/>
     <w:uiPriority w:val="9"/>
     <w:semiHidden/>
-    <w:rsid w:val="00CD5A72"/>
+    <w:rsid w:val="00B202DE"/>
     <w:rPr>
       <w:rFonts w:eastAsiaTheme="majorEastAsia" w:cstheme="majorBidi"/>
       <w:color w:val="2F5496" w:themeColor="accent1" w:themeShade="BF"/>
@@ -712,7 +712,7 @@
     <w:link w:val="Heading4"/>
     <w:uiPriority w:val="9"/>
     <w:semiHidden/>
-    <w:rsid w:val="00CD5A72"/>
+    <w:rsid w:val="00B202DE"/>
     <w:rPr>
       <w:rFonts w:eastAsiaTheme="majorEastAsia" w:cstheme="majorBidi"/>
       <w:i/>
@@ -726,7 +726,7 @@
     <w:link w:val="Heading5"/>
     <w:uiPriority w:val="9"/>
     <w:semiHidden/>
-    <w:rsid w:val="00CD5A72"/>
+    <w:rsid w:val="00B202DE"/>
     <w:rPr>
       <w:rFonts w:eastAsiaTheme="majorEastAsia" w:cstheme="majorBidi"/>
       <w:color w:val="2F5496" w:themeColor="accent1" w:themeShade="BF"/>
@@ -738,7 +738,7 @@
     <w:link w:val="Heading6"/>
     <w:uiPriority w:val="9"/>
     <w:semiHidden/>
-    <w:rsid w:val="00CD5A72"/>
+    <w:rsid w:val="00B202DE"/>
     <w:rPr>
       <w:rFonts w:eastAsiaTheme="majorEastAsia" w:cstheme="majorBidi"/>
       <w:i/>
@@ -752,7 +752,7 @@
     <w:link w:val="Heading7"/>
     <w:uiPriority w:val="9"/>
     <w:semiHidden/>
-    <w:rsid w:val="00CD5A72"/>
+    <w:rsid w:val="00B202DE"/>
     <w:rPr>
       <w:rFonts w:eastAsiaTheme="majorEastAsia" w:cstheme="majorBidi"/>
       <w:color w:val="595959" w:themeColor="text1" w:themeTint="A6"/>
@@ -764,7 +764,7 @@
     <w:link w:val="Heading8"/>
     <w:uiPriority w:val="9"/>
     <w:semiHidden/>
-    <w:rsid w:val="00CD5A72"/>
+    <w:rsid w:val="00B202DE"/>
     <w:rPr>
       <w:rFonts w:eastAsiaTheme="majorEastAsia" w:cstheme="majorBidi"/>
       <w:i/>
@@ -778,7 +778,7 @@
     <w:link w:val="Heading9"/>
     <w:uiPriority w:val="9"/>
     <w:semiHidden/>
-    <w:rsid w:val="00CD5A72"/>
+    <w:rsid w:val="00B202DE"/>
     <w:rPr>
       <w:rFonts w:eastAsiaTheme="majorEastAsia" w:cstheme="majorBidi"/>
       <w:color w:val="272727" w:themeColor="text1" w:themeTint="D8"/>
@@ -791,7 +791,7 @@
     <w:link w:val="TitleChar"/>
     <w:uiPriority w:val="10"/>
     <w:qFormat/>
-    <w:rsid w:val="00CD5A72"/>
+    <w:rsid w:val="00B202DE"/>
     <w:pPr>
       <w:spacing w:after="80" w:line="240" w:lineRule="auto"/>
       <w:contextualSpacing/>
@@ -809,7 +809,7 @@
     <w:basedOn w:val="DefaultParagraphFont"/>
     <w:link w:val="Title"/>
     <w:uiPriority w:val="10"/>
-    <w:rsid w:val="00CD5A72"/>
+    <w:rsid w:val="00B202DE"/>
     <w:rPr>
       <w:rFonts w:asciiTheme="majorHAnsi" w:eastAsiaTheme="majorEastAsia" w:hAnsiTheme="majorHAnsi" w:cstheme="majorBidi"/>
       <w:spacing w:val="-10"/>
@@ -825,7 +825,7 @@
     <w:link w:val="SubtitleChar"/>
     <w:uiPriority w:val="11"/>
     <w:qFormat/>
-    <w:rsid w:val="00CD5A72"/>
+    <w:rsid w:val="00B202DE"/>
     <w:pPr>
       <w:numPr>
         <w:ilvl w:val="1"/>
@@ -844,7 +844,7 @@
     <w:basedOn w:val="DefaultParagraphFont"/>
     <w:link w:val="Subtitle"/>
     <w:uiPriority w:val="11"/>
-    <w:rsid w:val="00CD5A72"/>
+    <w:rsid w:val="00B202DE"/>
     <w:rPr>
       <w:rFonts w:eastAsiaTheme="majorEastAsia" w:cstheme="majorBidi"/>
       <w:color w:val="595959" w:themeColor="text1" w:themeTint="A6"/>
@@ -860,7 +860,7 @@
     <w:link w:val="QuoteChar"/>
     <w:uiPriority w:val="29"/>
     <w:qFormat/>
-    <w:rsid w:val="00CD5A72"/>
+    <w:rsid w:val="00B202DE"/>
     <w:pPr>
       <w:spacing w:before="160"/>
       <w:jc w:val="center"/>
@@ -876,7 +876,7 @@
     <w:basedOn w:val="DefaultParagraphFont"/>
     <w:link w:val="Quote"/>
     <w:uiPriority w:val="29"/>
-    <w:rsid w:val="00CD5A72"/>
+    <w:rsid w:val="00B202DE"/>
     <w:rPr>
       <w:i/>
       <w:iCs/>
@@ -888,7 +888,7 @@
     <w:basedOn w:val="Normal"/>
     <w:uiPriority w:val="34"/>
     <w:qFormat/>
-    <w:rsid w:val="00CD5A72"/>
+    <w:rsid w:val="00B202DE"/>
     <w:pPr>
       <w:ind w:left="720"/>
       <w:contextualSpacing/>
@@ -899,7 +899,7 @@
     <w:basedOn w:val="DefaultParagraphFont"/>
     <w:uiPriority w:val="21"/>
     <w:qFormat/>
-    <w:rsid w:val="00CD5A72"/>
+    <w:rsid w:val="00B202DE"/>
     <w:rPr>
       <w:i/>
       <w:iCs/>
@@ -913,7 +913,7 @@
     <w:link w:val="IntenseQuoteChar"/>
     <w:uiPriority w:val="30"/>
     <w:qFormat/>
-    <w:rsid w:val="00CD5A72"/>
+    <w:rsid w:val="00B202DE"/>
     <w:pPr>
       <w:pBdr>
         <w:top w:val="single" w:sz="4" w:space="10" w:color="2F5496" w:themeColor="accent1" w:themeShade="BF"/>
@@ -934,7 +934,7 @@
     <w:basedOn w:val="DefaultParagraphFont"/>
     <w:link w:val="IntenseQuote"/>
     <w:uiPriority w:val="30"/>
-    <w:rsid w:val="00CD5A72"/>
+    <w:rsid w:val="00B202DE"/>
     <w:rPr>
       <w:i/>
       <w:iCs/>
@@ -946,7 +946,7 @@
     <w:basedOn w:val="DefaultParagraphFont"/>
     <w:uiPriority w:val="32"/>
     <w:qFormat/>
-    <w:rsid w:val="00CD5A72"/>
+    <w:rsid w:val="00B202DE"/>
     <w:rPr>
       <w:b/>
       <w:bCs/>
@@ -960,7 +960,7 @@
     <w:hidden/>
     <w:uiPriority w:val="99"/>
     <w:semiHidden/>
-    <w:rsid w:val="00CD5A72"/>
+    <w:rsid w:val="00B202DE"/>
     <w:pPr>
       <w:spacing w:after="0" w:line="240" w:lineRule="auto"/>
     </w:pPr>
